--- a/referats/Экономика_Задание_05_Эластичность_спроса_по_цене.docx
+++ b/referats/Экономика_Задание_05_Эластичность_спроса_по_цене.docx
@@ -187,7 +187,7 @@
           <w:b w:val="0"/>
           <w:sz w:val="28"/>
         </w:rPr>
-        <w:t>студенты гр. ……..</w:t>
+        <w:t>студенты гр. ПИ-Б24-1</w:t>
       </w:r>
     </w:p>
     <w:p>

--- a/referats/Экономика_Задание_05_Эластичность_спроса_по_цене.docx
+++ b/referats/Экономика_Задание_05_Эластичность_спроса_по_цене.docx
@@ -87,7 +87,7 @@
           <w:b w:val="0"/>
           <w:sz w:val="28"/>
         </w:rPr>
-        <w:t>Дисциплина: «Экономическая теория»</w:t>
+        <w:t>Дисциплина: «Экономика»</w:t>
       </w:r>
     </w:p>
     <w:p>
@@ -112,7 +112,7 @@
           <w:b w:val="0"/>
           <w:sz w:val="28"/>
         </w:rPr>
-        <w:t>Реферат к зачету</w:t>
+        <w:t>Задача</w:t>
       </w:r>
     </w:p>
     <w:p>
@@ -125,7 +125,7 @@
           <w:b w:val="0"/>
           <w:sz w:val="28"/>
         </w:rPr>
-        <w:t>Тема реферата: Эластичность спроса по цене</w:t>
+        <w:t>Тема: Эластичность спроса по цене</w:t>
       </w:r>
     </w:p>
     <w:p>
@@ -287,7 +287,7 @@
       <w:pPr>
         <w:spacing w:lineRule="auto" w:line="360" w:after="120"/>
         <w:ind w:firstLine="0"/>
-        <w:jc w:val="center"/>
+        <w:jc w:val="both"/>
       </w:pPr>
       <w:r>
         <w:rPr>
@@ -295,14 +295,14 @@
           <w:b/>
           <w:sz w:val="28"/>
         </w:rPr>
-        <w:t>Содержание</w:t>
+        <w:t>Условие задачи</w:t>
       </w:r>
     </w:p>
     <w:p>
       <w:pPr>
         <w:spacing w:lineRule="auto" w:line="360" w:after="0"/>
-        <w:ind w:firstLine="0"/>
-        <w:jc w:val="left"/>
+        <w:ind w:firstLine="709"/>
+        <w:jc w:val="both"/>
       </w:pPr>
       <w:r>
         <w:rPr>
@@ -310,14 +310,14 @@
           <w:b w:val="0"/>
           <w:sz w:val="28"/>
         </w:rPr>
-        <w:t>Введение</w:t>
+        <w:t>Коэффициент эластичности спроса Ed = 1,5. Начальный объём Q0 = 200 000 ед., цена P0 = 50 руб.</w:t>
       </w:r>
     </w:p>
     <w:p>
       <w:pPr>
         <w:spacing w:lineRule="auto" w:line="360" w:after="0"/>
-        <w:ind w:firstLine="0"/>
-        <w:jc w:val="left"/>
+        <w:ind w:firstLine="709"/>
+        <w:jc w:val="both"/>
       </w:pPr>
       <w:r>
         <w:rPr>
@@ -325,14 +325,14 @@
           <w:b w:val="0"/>
           <w:sz w:val="28"/>
         </w:rPr>
-        <w:t>1. Понятие и виды ценовой эластичности</w:t>
+        <w:t>Определить изменение объёма спроса и выручки при: а) снижении цены на 5%; б) повышении цены на 12%.</w:t>
       </w:r>
     </w:p>
     <w:p>
       <w:pPr>
         <w:spacing w:lineRule="auto" w:line="360" w:after="0"/>
-        <w:ind w:firstLine="0"/>
-        <w:jc w:val="left"/>
+        <w:ind w:firstLine="709"/>
+        <w:jc w:val="both"/>
       </w:pPr>
       <w:r>
         <w:rPr>
@@ -340,57 +340,7 @@
           <w:b w:val="0"/>
           <w:sz w:val="28"/>
         </w:rPr>
-        <w:t>2. Решение задачи</w:t>
-      </w:r>
-    </w:p>
-    <w:p>
-      <w:pPr>
-        <w:spacing w:lineRule="auto" w:line="360" w:after="0"/>
-        <w:ind w:firstLine="0"/>
-        <w:jc w:val="left"/>
-      </w:pPr>
-      <w:r>
-        <w:rPr>
-          <w:rFonts w:ascii="Times New Roman" w:hAnsi="Times New Roman" w:eastAsia="Times New Roman"/>
-          <w:b w:val="0"/>
-          <w:sz w:val="28"/>
-        </w:rPr>
-        <w:t>3. Практическое применение эластичности</w:t>
-      </w:r>
-    </w:p>
-    <w:p>
-      <w:pPr>
-        <w:spacing w:lineRule="auto" w:line="360" w:after="0"/>
-        <w:ind w:firstLine="0"/>
-        <w:jc w:val="left"/>
-      </w:pPr>
-      <w:r>
-        <w:rPr>
-          <w:rFonts w:ascii="Times New Roman" w:hAnsi="Times New Roman" w:eastAsia="Times New Roman"/>
-          <w:b w:val="0"/>
-          <w:sz w:val="28"/>
-        </w:rPr>
-        <w:t>Заключение</w:t>
-      </w:r>
-    </w:p>
-    <w:p>
-      <w:pPr>
-        <w:spacing w:lineRule="auto" w:line="360" w:after="0"/>
-        <w:ind w:firstLine="0"/>
-        <w:jc w:val="left"/>
-      </w:pPr>
-      <w:r>
-        <w:rPr>
-          <w:rFonts w:ascii="Times New Roman" w:hAnsi="Times New Roman" w:eastAsia="Times New Roman"/>
-          <w:b w:val="0"/>
-          <w:sz w:val="28"/>
-        </w:rPr>
-        <w:t>Список литературы</w:t>
-      </w:r>
-    </w:p>
-    <w:p>
-      <w:r>
-        <w:br w:type="page"/>
+        <w:t>Определить вид эластичности спроса.</w:t>
       </w:r>
     </w:p>
     <w:p>
@@ -405,7 +355,7 @@
           <w:b/>
           <w:sz w:val="28"/>
         </w:rPr>
-        <w:t>Введение</w:t>
+        <w:t>Решение</w:t>
       </w:r>
     </w:p>
     <w:p>
@@ -420,7 +370,7 @@
           <w:b w:val="0"/>
           <w:sz w:val="28"/>
         </w:rPr>
-        <w:t>Экономическая теория изучает закономерности функционирования рыночной системы и механизмы принятия решений экономическими субъектами. Понимание базовых категорий микро- и макроэкономики необходимо для анализа реальных рыночных процессов, оценки последствий государственного вмешательства и прогнозирования поведения потребителей и производителей.</w:t>
+        <w:t>Начальная выручка: TR0 = 50 · 200 000 = 10 000 000 руб.</w:t>
       </w:r>
     </w:p>
     <w:p>
@@ -435,7 +385,7 @@
           <w:b w:val="0"/>
           <w:sz w:val="28"/>
         </w:rPr>
-        <w:t>В современных условиях российская экономика сочетает элементы рыночной конкуренции с активной ролью государства. Это предопределяет повышенное значение анализа спроса и предложения, эластичности, рыночного равновесия и бюджетной политики. Теоретические положения, рассмотренные в настоящей работе, позволяют системно подойти к решению практических задач и сформировать целостное представление об исследуемой проблеме.</w:t>
+        <w:t>а) ΔP/P = −0,05 → ΔQ/Q = 1,5 · (−0,05) = −0,075. Q1 = 215 000 ед., P1 = 47,5 руб.</w:t>
       </w:r>
     </w:p>
     <w:p>
@@ -450,7 +400,7 @@
           <w:b w:val="0"/>
           <w:sz w:val="28"/>
         </w:rPr>
-        <w:t>Цель реферата — раскрыть теоретическое содержание темы, показать практическое значение рассматриваемых категорий и продемонстрировать умение применять экономический аппарат при решении конкретных задач. В работе использованы положения отечественных и зарубежных учебников по экономической теории, а также нормативные акты, регулирующие экономические отношения в Российской Федерации.</w:t>
+        <w:t>TR1 = 47,5 · 215 000 = 10 212 500 руб. (+212 500 руб.).</w:t>
       </w:r>
     </w:p>
     <w:p>
@@ -465,7 +415,7 @@
           <w:b w:val="0"/>
           <w:sz w:val="28"/>
         </w:rPr>
-        <w:t>Анализ рассматриваемых экономических категорий позволяет глубже понять логику рыночного механизма. Теоретические модели, несмотря на упрощения, дают ценные ориентиры для интерпретации реальных данных и оценки экономической политики.</w:t>
+        <w:t>б) ΔP/P = 0,12 → ΔQ/Q = −0,18. Q2 = 164 000 ед., P2 = 56 руб.</w:t>
       </w:r>
     </w:p>
     <w:p>
@@ -480,7 +430,7 @@
           <w:b w:val="0"/>
           <w:sz w:val="28"/>
         </w:rPr>
-        <w:t>В условиях глобализации и цифровизации экономики традиционные представления о спросе, предложении и равновесии дополняются новыми факторами: электронной коммерцией, платформенными рынками, алгоритмическим ценообразованием.</w:t>
+        <w:t>TR2 = 9 184 000 руб. (−816 000 руб.).</w:t>
       </w:r>
     </w:p>
     <w:p>
@@ -495,1477 +445,7 @@
           <w:b w:val="0"/>
           <w:sz w:val="28"/>
         </w:rPr>
-        <w:t>Российская экономика характеризуется сочетанием рыночных институтов с сильной ролью государства. Это требует особого внимания к вопросам бюджетной устойчивости, инфляции и социальной защиты населения.</w:t>
-      </w:r>
-    </w:p>
-    <w:p>
-      <w:pPr>
-        <w:spacing w:lineRule="auto" w:line="360" w:after="0"/>
-        <w:ind w:firstLine="709"/>
-        <w:jc w:val="both"/>
-      </w:pPr>
-      <w:r>
-        <w:rPr>
-          <w:rFonts w:ascii="Times New Roman" w:hAnsi="Times New Roman" w:eastAsia="Times New Roman"/>
-          <w:b w:val="0"/>
-          <w:sz w:val="28"/>
-        </w:rPr>
-        <w:t>Практическое применение экономического анализа находит отражение в деятельности предприятий, банков, государственных органов и международных организаций. Без понимания базовых закономерностей невозможно принимать обоснованные управленческие решения.</w:t>
-      </w:r>
-    </w:p>
-    <w:p>
-      <w:pPr>
-        <w:spacing w:lineRule="auto" w:line="360" w:after="0"/>
-        <w:ind w:firstLine="709"/>
-        <w:jc w:val="both"/>
-      </w:pPr>
-      <w:r>
-        <w:rPr>
-          <w:rFonts w:ascii="Times New Roman" w:hAnsi="Times New Roman" w:eastAsia="Times New Roman"/>
-          <w:b w:val="0"/>
-          <w:sz w:val="28"/>
-        </w:rPr>
-        <w:t>Анализ рассматриваемых экономических категорий позволяет глубже понять логику рыночного механизма. Теоретические модели, несмотря на упрощения, дают ценные ориентиры для интерпретации реальных данных и оценки экономической политики.</w:t>
-      </w:r>
-    </w:p>
-    <w:p>
-      <w:pPr>
-        <w:spacing w:lineRule="auto" w:line="360" w:after="0"/>
-        <w:ind w:firstLine="709"/>
-        <w:jc w:val="both"/>
-      </w:pPr>
-      <w:r>
-        <w:rPr>
-          <w:rFonts w:ascii="Times New Roman" w:hAnsi="Times New Roman" w:eastAsia="Times New Roman"/>
-          <w:b w:val="0"/>
-          <w:sz w:val="28"/>
-        </w:rPr>
-        <w:t>В условиях глобализации и цифровизации экономики традиционные представления о спросе, предложении и равновесии дополняются новыми факторами: электронной коммерцией, платформенными рынками, алгоритмическим ценообразованием.</w:t>
-      </w:r>
-    </w:p>
-    <w:p>
-      <w:pPr>
-        <w:spacing w:lineRule="auto" w:line="360" w:after="0"/>
-        <w:ind w:firstLine="709"/>
-        <w:jc w:val="both"/>
-      </w:pPr>
-      <w:r>
-        <w:rPr>
-          <w:rFonts w:ascii="Times New Roman" w:hAnsi="Times New Roman" w:eastAsia="Times New Roman"/>
-          <w:b w:val="0"/>
-          <w:sz w:val="28"/>
-        </w:rPr>
-        <w:t>Российская экономика характеризуется сочетанием рыночных институтов с сильной ролью государства. Это требует особого внимания к вопросам бюджетной устойчивости, инфляции и социальной защиты населения.</w:t>
-      </w:r>
-    </w:p>
-    <w:p>
-      <w:pPr>
-        <w:spacing w:lineRule="auto" w:line="360" w:after="0"/>
-        <w:ind w:firstLine="709"/>
-        <w:jc w:val="both"/>
-      </w:pPr>
-      <w:r>
-        <w:rPr>
-          <w:rFonts w:ascii="Times New Roman" w:hAnsi="Times New Roman" w:eastAsia="Times New Roman"/>
-          <w:b w:val="0"/>
-          <w:sz w:val="28"/>
-        </w:rPr>
-        <w:t>Практическое применение экономического анализа находит отражение в деятельности предприятий, банков, государственных органов и международных организаций. Без понимания базовых закономерностей невозможно принимать обоснованные управленческие решения.</w:t>
-      </w:r>
-    </w:p>
-    <w:p>
-      <w:pPr>
-        <w:spacing w:lineRule="auto" w:line="360" w:after="0"/>
-        <w:ind w:firstLine="709"/>
-        <w:jc w:val="both"/>
-      </w:pPr>
-      <w:r>
-        <w:rPr>
-          <w:rFonts w:ascii="Times New Roman" w:hAnsi="Times New Roman" w:eastAsia="Times New Roman"/>
-          <w:b w:val="0"/>
-          <w:sz w:val="28"/>
-        </w:rPr>
-        <w:t>Анализ рассматриваемых экономических категорий позволяет глубже понять логику рыночного механизма. Теоретические модели, несмотря на упрощения, дают ценные ориентиры для интерпретации реальных данных и оценки экономической политики.</w:t>
-      </w:r>
-    </w:p>
-    <w:p>
-      <w:pPr>
-        <w:spacing w:lineRule="auto" w:line="360" w:after="0"/>
-        <w:ind w:firstLine="709"/>
-        <w:jc w:val="both"/>
-      </w:pPr>
-      <w:r>
-        <w:rPr>
-          <w:rFonts w:ascii="Times New Roman" w:hAnsi="Times New Roman" w:eastAsia="Times New Roman"/>
-          <w:b w:val="0"/>
-          <w:sz w:val="28"/>
-        </w:rPr>
-        <w:t>В условиях глобализации и цифровизации экономики традиционные представления о спросе, предложении и равновесии дополняются новыми факторами: электронной коммерцией, платформенными рынками, алгоритмическим ценообразованием.</w:t>
-      </w:r>
-    </w:p>
-    <w:p>
-      <w:pPr>
-        <w:spacing w:lineRule="auto" w:line="360" w:after="0"/>
-        <w:ind w:firstLine="709"/>
-        <w:jc w:val="both"/>
-      </w:pPr>
-      <w:r>
-        <w:rPr>
-          <w:rFonts w:ascii="Times New Roman" w:hAnsi="Times New Roman" w:eastAsia="Times New Roman"/>
-          <w:b w:val="0"/>
-          <w:sz w:val="28"/>
-        </w:rPr>
-        <w:t>Российская экономика характеризуется сочетанием рыночных институтов с сильной ролью государства. Это требует особого внимания к вопросам бюджетной устойчивости, инфляции и социальной защиты населения.</w:t>
-      </w:r>
-    </w:p>
-    <w:p>
-      <w:pPr>
-        <w:spacing w:lineRule="auto" w:line="360" w:after="0"/>
-        <w:ind w:firstLine="709"/>
-        <w:jc w:val="both"/>
-      </w:pPr>
-      <w:r>
-        <w:rPr>
-          <w:rFonts w:ascii="Times New Roman" w:hAnsi="Times New Roman" w:eastAsia="Times New Roman"/>
-          <w:b w:val="0"/>
-          <w:sz w:val="28"/>
-        </w:rPr>
-        <w:t>Практическое применение экономического анализа находит отражение в деятельности предприятий, банков, государственных органов и международных организаций. Без понимания базовых закономерностей невозможно принимать обоснованные управленческие решения.</w:t>
-      </w:r>
-    </w:p>
-    <w:p>
-      <w:pPr>
-        <w:spacing w:lineRule="auto" w:line="360" w:after="0"/>
-        <w:ind w:firstLine="709"/>
-        <w:jc w:val="both"/>
-      </w:pPr>
-      <w:r>
-        <w:rPr>
-          <w:rFonts w:ascii="Times New Roman" w:hAnsi="Times New Roman" w:eastAsia="Times New Roman"/>
-          <w:b w:val="0"/>
-          <w:sz w:val="28"/>
-        </w:rPr>
-        <w:t>Анализ рассматриваемых экономических категорий позволяет глубже понять логику рыночного механизма. Теоретические модели, несмотря на упрощения, дают ценные ориентиры для интерпретации реальных данных и оценки экономической политики.</w:t>
-      </w:r>
-    </w:p>
-    <w:p>
-      <w:pPr>
-        <w:spacing w:lineRule="auto" w:line="360" w:after="0"/>
-        <w:ind w:firstLine="709"/>
-        <w:jc w:val="both"/>
-      </w:pPr>
-      <w:r>
-        <w:rPr>
-          <w:rFonts w:ascii="Times New Roman" w:hAnsi="Times New Roman" w:eastAsia="Times New Roman"/>
-          <w:b w:val="0"/>
-          <w:sz w:val="28"/>
-        </w:rPr>
-        <w:t>В условиях глобализации и цифровизации экономики традиционные представления о спросе, предложении и равновесии дополняются новыми факторами: электронной коммерцией, платформенными рынками, алгоритмическим ценообразованием.</w:t>
-      </w:r>
-    </w:p>
-    <w:p>
-      <w:pPr>
-        <w:spacing w:lineRule="auto" w:line="360" w:after="0"/>
-        <w:ind w:firstLine="709"/>
-        <w:jc w:val="both"/>
-      </w:pPr>
-      <w:r>
-        <w:rPr>
-          <w:rFonts w:ascii="Times New Roman" w:hAnsi="Times New Roman" w:eastAsia="Times New Roman"/>
-          <w:b w:val="0"/>
-          <w:sz w:val="28"/>
-        </w:rPr>
-        <w:t>Российская экономика характеризуется сочетанием рыночных институтов с сильной ролью государства. Это требует особого внимания к вопросам бюджетной устойчивости, инфляции и социальной защиты населения.</w:t>
-      </w:r>
-    </w:p>
-    <w:p>
-      <w:pPr>
-        <w:spacing w:lineRule="auto" w:line="360" w:after="0"/>
-        <w:ind w:firstLine="709"/>
-        <w:jc w:val="both"/>
-      </w:pPr>
-      <w:r>
-        <w:rPr>
-          <w:rFonts w:ascii="Times New Roman" w:hAnsi="Times New Roman" w:eastAsia="Times New Roman"/>
-          <w:b w:val="0"/>
-          <w:sz w:val="28"/>
-        </w:rPr>
-        <w:t>Практическое применение экономического анализа находит отражение в деятельности предприятий, банков, государственных органов и международных организаций. Без понимания базовых закономерностей невозможно принимать обоснованные управленческие решения.</w:t>
-      </w:r>
-    </w:p>
-    <w:p>
-      <w:pPr>
-        <w:spacing w:lineRule="auto" w:line="360" w:after="120"/>
-        <w:ind w:firstLine="0"/>
-        <w:jc w:val="both"/>
-      </w:pPr>
-      <w:r>
-        <w:rPr>
-          <w:rFonts w:ascii="Times New Roman" w:hAnsi="Times New Roman" w:eastAsia="Times New Roman"/>
-          <w:b/>
-          <w:sz w:val="28"/>
-        </w:rPr>
-        <w:t>1. Понятие и виды ценовой эластичности</w:t>
-      </w:r>
-    </w:p>
-    <w:p>
-      <w:pPr>
-        <w:spacing w:lineRule="auto" w:line="360" w:after="0"/>
-        <w:ind w:firstLine="709"/>
-        <w:jc w:val="both"/>
-      </w:pPr>
-      <w:r>
-        <w:rPr>
-          <w:rFonts w:ascii="Times New Roman" w:hAnsi="Times New Roman" w:eastAsia="Times New Roman"/>
-          <w:b w:val="0"/>
-          <w:sz w:val="28"/>
-        </w:rPr>
-        <w:t>Эластичность спроса по цене (Ed) показывает, на сколько процентов изменится объём спроса при изменении цены на один процент. Формула: Ed = (ΔQ/Q) / (ΔP/P).</w:t>
-      </w:r>
-    </w:p>
-    <w:p>
-      <w:pPr>
-        <w:spacing w:lineRule="auto" w:line="360" w:after="0"/>
-        <w:ind w:firstLine="709"/>
-        <w:jc w:val="both"/>
-      </w:pPr>
-      <w:r>
-        <w:rPr>
-          <w:rFonts w:ascii="Times New Roman" w:hAnsi="Times New Roman" w:eastAsia="Times New Roman"/>
-          <w:b w:val="0"/>
-          <w:sz w:val="28"/>
-        </w:rPr>
-        <w:t>При |Ed| &gt; 1 спрос эластичен: покупатели чувствительны к изменению цены. При |Ed| &lt; 1 спрос неэластичен. При |Ed| = 1 спрос имеет единичную эластичность.</w:t>
-      </w:r>
-    </w:p>
-    <w:p>
-      <w:pPr>
-        <w:spacing w:lineRule="auto" w:line="360" w:after="0"/>
-        <w:ind w:firstLine="709"/>
-        <w:jc w:val="both"/>
-      </w:pPr>
-      <w:r>
-        <w:rPr>
-          <w:rFonts w:ascii="Times New Roman" w:hAnsi="Times New Roman" w:eastAsia="Times New Roman"/>
-          <w:b w:val="0"/>
-          <w:sz w:val="28"/>
-        </w:rPr>
-        <w:t>Эластичность важна для ценовой политики фирмы: при эластичном спросе повышение цены снижает общую выручку, при неэластичном — увеличивает её.</w:t>
-      </w:r>
-    </w:p>
-    <w:p>
-      <w:pPr>
-        <w:spacing w:lineRule="auto" w:line="360" w:after="0"/>
-        <w:ind w:firstLine="709"/>
-        <w:jc w:val="both"/>
-      </w:pPr>
-      <w:r>
-        <w:rPr>
-          <w:rFonts w:ascii="Times New Roman" w:hAnsi="Times New Roman" w:eastAsia="Times New Roman"/>
-          <w:b w:val="0"/>
-          <w:sz w:val="28"/>
-        </w:rPr>
-        <w:t>В условиях глобализации и цифровизации экономики традиционные представления о спросе, предложении и равновесии дополняются новыми факторами: электронной коммерцией, платформенными рынками, алгоритмическим ценообразованием.</w:t>
-      </w:r>
-    </w:p>
-    <w:p>
-      <w:pPr>
-        <w:spacing w:lineRule="auto" w:line="360" w:after="0"/>
-        <w:ind w:firstLine="709"/>
-        <w:jc w:val="both"/>
-      </w:pPr>
-      <w:r>
-        <w:rPr>
-          <w:rFonts w:ascii="Times New Roman" w:hAnsi="Times New Roman" w:eastAsia="Times New Roman"/>
-          <w:b w:val="0"/>
-          <w:sz w:val="28"/>
-        </w:rPr>
-        <w:t>Российская экономика характеризуется сочетанием рыночных институтов с сильной ролью государства. Это требует особого внимания к вопросам бюджетной устойчивости, инфляции и социальной защиты населения.</w:t>
-      </w:r>
-    </w:p>
-    <w:p>
-      <w:pPr>
-        <w:spacing w:lineRule="auto" w:line="360" w:after="0"/>
-        <w:ind w:firstLine="709"/>
-        <w:jc w:val="both"/>
-      </w:pPr>
-      <w:r>
-        <w:rPr>
-          <w:rFonts w:ascii="Times New Roman" w:hAnsi="Times New Roman" w:eastAsia="Times New Roman"/>
-          <w:b w:val="0"/>
-          <w:sz w:val="28"/>
-        </w:rPr>
-        <w:t>Практическое применение экономического анализа находит отражение в деятельности предприятий, банков, государственных органов и международных организаций. Без понимания базовых закономерностей невозможно принимать обоснованные управленческие решения.</w:t>
-      </w:r>
-    </w:p>
-    <w:p>
-      <w:pPr>
-        <w:spacing w:lineRule="auto" w:line="360" w:after="0"/>
-        <w:ind w:firstLine="709"/>
-        <w:jc w:val="both"/>
-      </w:pPr>
-      <w:r>
-        <w:rPr>
-          <w:rFonts w:ascii="Times New Roman" w:hAnsi="Times New Roman" w:eastAsia="Times New Roman"/>
-          <w:b w:val="0"/>
-          <w:sz w:val="28"/>
-        </w:rPr>
-        <w:t>Анализ рассматриваемых экономических категорий позволяет глубже понять логику рыночного механизма. Теоретические модели, несмотря на упрощения, дают ценные ориентиры для интерпретации реальных данных и оценки экономической политики.</w:t>
-      </w:r>
-    </w:p>
-    <w:p>
-      <w:pPr>
-        <w:spacing w:lineRule="auto" w:line="360" w:after="0"/>
-        <w:ind w:firstLine="709"/>
-        <w:jc w:val="both"/>
-      </w:pPr>
-      <w:r>
-        <w:rPr>
-          <w:rFonts w:ascii="Times New Roman" w:hAnsi="Times New Roman" w:eastAsia="Times New Roman"/>
-          <w:b w:val="0"/>
-          <w:sz w:val="28"/>
-        </w:rPr>
-        <w:t>В условиях глобализации и цифровизации экономики традиционные представления о спросе, предложении и равновесии дополняются новыми факторами: электронной коммерцией, платформенными рынками, алгоритмическим ценообразованием.</w:t>
-      </w:r>
-    </w:p>
-    <w:p>
-      <w:pPr>
-        <w:spacing w:lineRule="auto" w:line="360" w:after="0"/>
-        <w:ind w:firstLine="709"/>
-        <w:jc w:val="both"/>
-      </w:pPr>
-      <w:r>
-        <w:rPr>
-          <w:rFonts w:ascii="Times New Roman" w:hAnsi="Times New Roman" w:eastAsia="Times New Roman"/>
-          <w:b w:val="0"/>
-          <w:sz w:val="28"/>
-        </w:rPr>
-        <w:t>Российская экономика характеризуется сочетанием рыночных институтов с сильной ролью государства. Это требует особого внимания к вопросам бюджетной устойчивости, инфляции и социальной защиты населения.</w:t>
-      </w:r>
-    </w:p>
-    <w:p>
-      <w:pPr>
-        <w:spacing w:lineRule="auto" w:line="360" w:after="0"/>
-        <w:ind w:firstLine="709"/>
-        <w:jc w:val="both"/>
-      </w:pPr>
-      <w:r>
-        <w:rPr>
-          <w:rFonts w:ascii="Times New Roman" w:hAnsi="Times New Roman" w:eastAsia="Times New Roman"/>
-          <w:b w:val="0"/>
-          <w:sz w:val="28"/>
-        </w:rPr>
-        <w:t>Практическое применение экономического анализа находит отражение в деятельности предприятий, банков, государственных органов и международных организаций. Без понимания базовых закономерностей невозможно принимать обоснованные управленческие решения.</w:t>
-      </w:r>
-    </w:p>
-    <w:p>
-      <w:pPr>
-        <w:spacing w:lineRule="auto" w:line="360" w:after="0"/>
-        <w:ind w:firstLine="709"/>
-        <w:jc w:val="both"/>
-      </w:pPr>
-      <w:r>
-        <w:rPr>
-          <w:rFonts w:ascii="Times New Roman" w:hAnsi="Times New Roman" w:eastAsia="Times New Roman"/>
-          <w:b w:val="0"/>
-          <w:sz w:val="28"/>
-        </w:rPr>
-        <w:t>Анализ рассматриваемых экономических категорий позволяет глубже понять логику рыночного механизма. Теоретические модели, несмотря на упрощения, дают ценные ориентиры для интерпретации реальных данных и оценки экономической политики.</w:t>
-      </w:r>
-    </w:p>
-    <w:p>
-      <w:pPr>
-        <w:spacing w:lineRule="auto" w:line="360" w:after="0"/>
-        <w:ind w:firstLine="709"/>
-        <w:jc w:val="both"/>
-      </w:pPr>
-      <w:r>
-        <w:rPr>
-          <w:rFonts w:ascii="Times New Roman" w:hAnsi="Times New Roman" w:eastAsia="Times New Roman"/>
-          <w:b w:val="0"/>
-          <w:sz w:val="28"/>
-        </w:rPr>
-        <w:t>В условиях глобализации и цифровизации экономики традиционные представления о спросе, предложении и равновесии дополняются новыми факторами: электронной коммерцией, платформенными рынками, алгоритмическим ценообразованием.</w:t>
-      </w:r>
-    </w:p>
-    <w:p>
-      <w:pPr>
-        <w:spacing w:lineRule="auto" w:line="360" w:after="0"/>
-        <w:ind w:firstLine="709"/>
-        <w:jc w:val="both"/>
-      </w:pPr>
-      <w:r>
-        <w:rPr>
-          <w:rFonts w:ascii="Times New Roman" w:hAnsi="Times New Roman" w:eastAsia="Times New Roman"/>
-          <w:b w:val="0"/>
-          <w:sz w:val="28"/>
-        </w:rPr>
-        <w:t>Российская экономика характеризуется сочетанием рыночных институтов с сильной ролью государства. Это требует особого внимания к вопросам бюджетной устойчивости, инфляции и социальной защиты населения.</w:t>
-      </w:r>
-    </w:p>
-    <w:p>
-      <w:pPr>
-        <w:spacing w:lineRule="auto" w:line="360" w:after="0"/>
-        <w:ind w:firstLine="709"/>
-        <w:jc w:val="both"/>
-      </w:pPr>
-      <w:r>
-        <w:rPr>
-          <w:rFonts w:ascii="Times New Roman" w:hAnsi="Times New Roman" w:eastAsia="Times New Roman"/>
-          <w:b w:val="0"/>
-          <w:sz w:val="28"/>
-        </w:rPr>
-        <w:t>Практическое применение экономического анализа находит отражение в деятельности предприятий, банков, государственных органов и международных организаций. Без понимания базовых закономерностей невозможно принимать обоснованные управленческие решения.</w:t>
-      </w:r>
-    </w:p>
-    <w:p>
-      <w:pPr>
-        <w:spacing w:lineRule="auto" w:line="360" w:after="0"/>
-        <w:ind w:firstLine="709"/>
-        <w:jc w:val="both"/>
-      </w:pPr>
-      <w:r>
-        <w:rPr>
-          <w:rFonts w:ascii="Times New Roman" w:hAnsi="Times New Roman" w:eastAsia="Times New Roman"/>
-          <w:b w:val="0"/>
-          <w:sz w:val="28"/>
-        </w:rPr>
-        <w:t>Анализ рассматриваемых экономических категорий позволяет глубже понять логику рыночного механизма. Теоретические модели, несмотря на упрощения, дают ценные ориентиры для интерпретации реальных данных и оценки экономической политики.</w:t>
-      </w:r>
-    </w:p>
-    <w:p>
-      <w:pPr>
-        <w:spacing w:lineRule="auto" w:line="360" w:after="0"/>
-        <w:ind w:firstLine="709"/>
-        <w:jc w:val="both"/>
-      </w:pPr>
-      <w:r>
-        <w:rPr>
-          <w:rFonts w:ascii="Times New Roman" w:hAnsi="Times New Roman" w:eastAsia="Times New Roman"/>
-          <w:b w:val="0"/>
-          <w:sz w:val="28"/>
-        </w:rPr>
-        <w:t>В условиях глобализации и цифровизации экономики традиционные представления о спросе, предложении и равновесии дополняются новыми факторами: электронной коммерцией, платформенными рынками, алгоритмическим ценообразованием.</w:t>
-      </w:r>
-    </w:p>
-    <w:p>
-      <w:pPr>
-        <w:spacing w:lineRule="auto" w:line="360" w:after="0"/>
-        <w:ind w:firstLine="709"/>
-        <w:jc w:val="both"/>
-      </w:pPr>
-      <w:r>
-        <w:rPr>
-          <w:rFonts w:ascii="Times New Roman" w:hAnsi="Times New Roman" w:eastAsia="Times New Roman"/>
-          <w:b w:val="0"/>
-          <w:sz w:val="28"/>
-        </w:rPr>
-        <w:t>Российская экономика характеризуется сочетанием рыночных институтов с сильной ролью государства. Это требует особого внимания к вопросам бюджетной устойчивости, инфляции и социальной защиты населения.</w:t>
-      </w:r>
-    </w:p>
-    <w:p>
-      <w:pPr>
-        <w:spacing w:lineRule="auto" w:line="360" w:after="0"/>
-        <w:ind w:firstLine="709"/>
-        <w:jc w:val="both"/>
-      </w:pPr>
-      <w:r>
-        <w:rPr>
-          <w:rFonts w:ascii="Times New Roman" w:hAnsi="Times New Roman" w:eastAsia="Times New Roman"/>
-          <w:b w:val="0"/>
-          <w:sz w:val="28"/>
-        </w:rPr>
-        <w:t>Практическое применение экономического анализа находит отражение в деятельности предприятий, банков, государственных органов и международных организаций. Без понимания базовых закономерностей невозможно принимать обоснованные управленческие решения.</w:t>
-      </w:r>
-    </w:p>
-    <w:p>
-      <w:pPr>
-        <w:spacing w:lineRule="auto" w:line="360" w:after="120"/>
-        <w:ind w:firstLine="0"/>
-        <w:jc w:val="both"/>
-      </w:pPr>
-      <w:r>
-        <w:rPr>
-          <w:rFonts w:ascii="Times New Roman" w:hAnsi="Times New Roman" w:eastAsia="Times New Roman"/>
-          <w:b/>
-          <w:sz w:val="28"/>
-        </w:rPr>
-        <w:t>2. Решение задачи</w:t>
-      </w:r>
-    </w:p>
-    <w:p>
-      <w:pPr>
-        <w:spacing w:lineRule="auto" w:line="360" w:after="0"/>
-        <w:ind w:firstLine="709"/>
-        <w:jc w:val="both"/>
-      </w:pPr>
-      <w:r>
-        <w:rPr>
-          <w:rFonts w:ascii="Times New Roman" w:hAnsi="Times New Roman" w:eastAsia="Times New Roman"/>
-          <w:b w:val="0"/>
-          <w:sz w:val="28"/>
-        </w:rPr>
-        <w:t>Дано: Ed = 1,5; Q0 = 200 000 ед.; P0 = 50 руб.; TR0 = P0 · Q0 = 10 000 000 руб.</w:t>
-      </w:r>
-    </w:p>
-    <w:p>
-      <w:pPr>
-        <w:spacing w:lineRule="auto" w:line="360" w:after="0"/>
-        <w:ind w:firstLine="709"/>
-        <w:jc w:val="both"/>
-      </w:pPr>
-      <w:r>
-        <w:rPr>
-          <w:rFonts w:ascii="Times New Roman" w:hAnsi="Times New Roman" w:eastAsia="Times New Roman"/>
-          <w:b w:val="0"/>
-          <w:sz w:val="28"/>
-        </w:rPr>
-        <w:t>а) Снижение цены на 5%: ΔP/P = −0,05. ΔQ/Q = Ed · (ΔP/P) = 1,5 · (−0,05) = −0,075. Объём спроса увеличится на 7,5%: Q1 = 200 000 · 1,075 = 215 000 ед.</w:t>
-      </w:r>
-    </w:p>
-    <w:p>
-      <w:pPr>
-        <w:spacing w:lineRule="auto" w:line="360" w:after="0"/>
-        <w:ind w:firstLine="709"/>
-        <w:jc w:val="both"/>
-      </w:pPr>
-      <w:r>
-        <w:rPr>
-          <w:rFonts w:ascii="Times New Roman" w:hAnsi="Times New Roman" w:eastAsia="Times New Roman"/>
-          <w:b w:val="0"/>
-          <w:sz w:val="28"/>
-        </w:rPr>
-        <w:t>Новая цена P1 = 50 · 0,95 = 47,5 руб. Выручка TR1 = 47,5 · 215 000 = 10 212 500 руб. Изменение выручки: +212 500 руб. (+2,125%).</w:t>
-      </w:r>
-    </w:p>
-    <w:p>
-      <w:pPr>
-        <w:spacing w:lineRule="auto" w:line="360" w:after="0"/>
-        <w:ind w:firstLine="709"/>
-        <w:jc w:val="both"/>
-      </w:pPr>
-      <w:r>
-        <w:rPr>
-          <w:rFonts w:ascii="Times New Roman" w:hAnsi="Times New Roman" w:eastAsia="Times New Roman"/>
-          <w:b w:val="0"/>
-          <w:sz w:val="28"/>
-        </w:rPr>
-        <w:t>б) Повышение цены на 12%: ΔP/P = 0,12. ΔQ/Q = 1,5 · 0,12 = −0,18. Q2 = 200 000 · 0,82 = 164 000 ед. P2 = 56 руб.</w:t>
-      </w:r>
-    </w:p>
-    <w:p>
-      <w:pPr>
-        <w:spacing w:lineRule="auto" w:line="360" w:after="0"/>
-        <w:ind w:firstLine="709"/>
-        <w:jc w:val="both"/>
-      </w:pPr>
-      <w:r>
-        <w:rPr>
-          <w:rFonts w:ascii="Times New Roman" w:hAnsi="Times New Roman" w:eastAsia="Times New Roman"/>
-          <w:b w:val="0"/>
-          <w:sz w:val="28"/>
-        </w:rPr>
-        <w:t>Выручка TR2 = 56 · 164 000 = 9 184 000 руб. Снижение выручки: −816 000 руб. (−8,16%).</w:t>
-      </w:r>
-    </w:p>
-    <w:p>
-      <w:pPr>
-        <w:spacing w:lineRule="auto" w:line="360" w:after="0"/>
-        <w:ind w:firstLine="709"/>
-        <w:jc w:val="both"/>
-      </w:pPr>
-      <w:r>
-        <w:rPr>
-          <w:rFonts w:ascii="Times New Roman" w:hAnsi="Times New Roman" w:eastAsia="Times New Roman"/>
-          <w:b w:val="0"/>
-          <w:sz w:val="28"/>
-        </w:rPr>
-        <w:t>Вывод: при Ed = 1,5 спрос эластичен по цене. Снижение цены увеличивает выручку, повышение — уменьшает. Фирме выгоднее снижать цену в данных условиях.</w:t>
-      </w:r>
-    </w:p>
-    <w:p>
-      <w:pPr>
-        <w:spacing w:lineRule="auto" w:line="360" w:after="0"/>
-        <w:ind w:firstLine="709"/>
-        <w:jc w:val="both"/>
-      </w:pPr>
-      <w:r>
-        <w:rPr>
-          <w:rFonts w:ascii="Times New Roman" w:hAnsi="Times New Roman" w:eastAsia="Times New Roman"/>
-          <w:b w:val="0"/>
-          <w:sz w:val="28"/>
-        </w:rPr>
-        <w:t>Российская экономика характеризуется сочетанием рыночных институтов с сильной ролью государства. Это требует особого внимания к вопросам бюджетной устойчивости, инфляции и социальной защиты населения.</w:t>
-      </w:r>
-    </w:p>
-    <w:p>
-      <w:pPr>
-        <w:spacing w:lineRule="auto" w:line="360" w:after="0"/>
-        <w:ind w:firstLine="709"/>
-        <w:jc w:val="both"/>
-      </w:pPr>
-      <w:r>
-        <w:rPr>
-          <w:rFonts w:ascii="Times New Roman" w:hAnsi="Times New Roman" w:eastAsia="Times New Roman"/>
-          <w:b w:val="0"/>
-          <w:sz w:val="28"/>
-        </w:rPr>
-        <w:t>Практическое применение экономического анализа находит отражение в деятельности предприятий, банков, государственных органов и международных организаций. Без понимания базовых закономерностей невозможно принимать обоснованные управленческие решения.</w:t>
-      </w:r>
-    </w:p>
-    <w:p>
-      <w:pPr>
-        <w:spacing w:lineRule="auto" w:line="360" w:after="0"/>
-        <w:ind w:firstLine="709"/>
-        <w:jc w:val="both"/>
-      </w:pPr>
-      <w:r>
-        <w:rPr>
-          <w:rFonts w:ascii="Times New Roman" w:hAnsi="Times New Roman" w:eastAsia="Times New Roman"/>
-          <w:b w:val="0"/>
-          <w:sz w:val="28"/>
-        </w:rPr>
-        <w:t>Анализ рассматриваемых экономических категорий позволяет глубже понять логику рыночного механизма. Теоретические модели, несмотря на упрощения, дают ценные ориентиры для интерпретации реальных данных и оценки экономической политики.</w:t>
-      </w:r>
-    </w:p>
-    <w:p>
-      <w:pPr>
-        <w:spacing w:lineRule="auto" w:line="360" w:after="0"/>
-        <w:ind w:firstLine="709"/>
-        <w:jc w:val="both"/>
-      </w:pPr>
-      <w:r>
-        <w:rPr>
-          <w:rFonts w:ascii="Times New Roman" w:hAnsi="Times New Roman" w:eastAsia="Times New Roman"/>
-          <w:b w:val="0"/>
-          <w:sz w:val="28"/>
-        </w:rPr>
-        <w:t>В условиях глобализации и цифровизации экономики традиционные представления о спросе, предложении и равновесии дополняются новыми факторами: электронной коммерцией, платформенными рынками, алгоритмическим ценообразованием.</w:t>
-      </w:r>
-    </w:p>
-    <w:p>
-      <w:pPr>
-        <w:spacing w:lineRule="auto" w:line="360" w:after="0"/>
-        <w:ind w:firstLine="709"/>
-        <w:jc w:val="both"/>
-      </w:pPr>
-      <w:r>
-        <w:rPr>
-          <w:rFonts w:ascii="Times New Roman" w:hAnsi="Times New Roman" w:eastAsia="Times New Roman"/>
-          <w:b w:val="0"/>
-          <w:sz w:val="28"/>
-        </w:rPr>
-        <w:t>Российская экономика характеризуется сочетанием рыночных институтов с сильной ролью государства. Это требует особого внимания к вопросам бюджетной устойчивости, инфляции и социальной защиты населения.</w:t>
-      </w:r>
-    </w:p>
-    <w:p>
-      <w:pPr>
-        <w:spacing w:lineRule="auto" w:line="360" w:after="0"/>
-        <w:ind w:firstLine="709"/>
-        <w:jc w:val="both"/>
-      </w:pPr>
-      <w:r>
-        <w:rPr>
-          <w:rFonts w:ascii="Times New Roman" w:hAnsi="Times New Roman" w:eastAsia="Times New Roman"/>
-          <w:b w:val="0"/>
-          <w:sz w:val="28"/>
-        </w:rPr>
-        <w:t>Практическое применение экономического анализа находит отражение в деятельности предприятий, банков, государственных органов и международных организаций. Без понимания базовых закономерностей невозможно принимать обоснованные управленческие решения.</w:t>
-      </w:r>
-    </w:p>
-    <w:p>
-      <w:pPr>
-        <w:spacing w:lineRule="auto" w:line="360" w:after="0"/>
-        <w:ind w:firstLine="709"/>
-        <w:jc w:val="both"/>
-      </w:pPr>
-      <w:r>
-        <w:rPr>
-          <w:rFonts w:ascii="Times New Roman" w:hAnsi="Times New Roman" w:eastAsia="Times New Roman"/>
-          <w:b w:val="0"/>
-          <w:sz w:val="28"/>
-        </w:rPr>
-        <w:t>Анализ рассматриваемых экономических категорий позволяет глубже понять логику рыночного механизма. Теоретические модели, несмотря на упрощения, дают ценные ориентиры для интерпретации реальных данных и оценки экономической политики.</w:t>
-      </w:r>
-    </w:p>
-    <w:p>
-      <w:pPr>
-        <w:spacing w:lineRule="auto" w:line="360" w:after="0"/>
-        <w:ind w:firstLine="709"/>
-        <w:jc w:val="both"/>
-      </w:pPr>
-      <w:r>
-        <w:rPr>
-          <w:rFonts w:ascii="Times New Roman" w:hAnsi="Times New Roman" w:eastAsia="Times New Roman"/>
-          <w:b w:val="0"/>
-          <w:sz w:val="28"/>
-        </w:rPr>
-        <w:t>В условиях глобализации и цифровизации экономики традиционные представления о спросе, предложении и равновесии дополняются новыми факторами: электронной коммерцией, платформенными рынками, алгоритмическим ценообразованием.</w:t>
-      </w:r>
-    </w:p>
-    <w:p>
-      <w:pPr>
-        <w:spacing w:lineRule="auto" w:line="360" w:after="0"/>
-        <w:ind w:firstLine="709"/>
-        <w:jc w:val="both"/>
-      </w:pPr>
-      <w:r>
-        <w:rPr>
-          <w:rFonts w:ascii="Times New Roman" w:hAnsi="Times New Roman" w:eastAsia="Times New Roman"/>
-          <w:b w:val="0"/>
-          <w:sz w:val="28"/>
-        </w:rPr>
-        <w:t>Российская экономика характеризуется сочетанием рыночных институтов с сильной ролью государства. Это требует особого внимания к вопросам бюджетной устойчивости, инфляции и социальной защиты населения.</w:t>
-      </w:r>
-    </w:p>
-    <w:p>
-      <w:pPr>
-        <w:spacing w:lineRule="auto" w:line="360" w:after="0"/>
-        <w:ind w:firstLine="709"/>
-        <w:jc w:val="both"/>
-      </w:pPr>
-      <w:r>
-        <w:rPr>
-          <w:rFonts w:ascii="Times New Roman" w:hAnsi="Times New Roman" w:eastAsia="Times New Roman"/>
-          <w:b w:val="0"/>
-          <w:sz w:val="28"/>
-        </w:rPr>
-        <w:t>Практическое применение экономического анализа находит отражение в деятельности предприятий, банков, государственных органов и международных организаций. Без понимания базовых закономерностей невозможно принимать обоснованные управленческие решения.</w:t>
-      </w:r>
-    </w:p>
-    <w:p>
-      <w:pPr>
-        <w:spacing w:lineRule="auto" w:line="360" w:after="0"/>
-        <w:ind w:firstLine="709"/>
-        <w:jc w:val="both"/>
-      </w:pPr>
-      <w:r>
-        <w:rPr>
-          <w:rFonts w:ascii="Times New Roman" w:hAnsi="Times New Roman" w:eastAsia="Times New Roman"/>
-          <w:b w:val="0"/>
-          <w:sz w:val="28"/>
-        </w:rPr>
-        <w:t>Анализ рассматриваемых экономических категорий позволяет глубже понять логику рыночного механизма. Теоретические модели, несмотря на упрощения, дают ценные ориентиры для интерпретации реальных данных и оценки экономической политики.</w:t>
-      </w:r>
-    </w:p>
-    <w:p>
-      <w:pPr>
-        <w:spacing w:lineRule="auto" w:line="360" w:after="0"/>
-        <w:ind w:firstLine="709"/>
-        <w:jc w:val="both"/>
-      </w:pPr>
-      <w:r>
-        <w:rPr>
-          <w:rFonts w:ascii="Times New Roman" w:hAnsi="Times New Roman" w:eastAsia="Times New Roman"/>
-          <w:b w:val="0"/>
-          <w:sz w:val="28"/>
-        </w:rPr>
-        <w:t>В условиях глобализации и цифровизации экономики традиционные представления о спросе, предложении и равновесии дополняются новыми факторами: электронной коммерцией, платформенными рынками, алгоритмическим ценообразованием.</w:t>
-      </w:r>
-    </w:p>
-    <w:p>
-      <w:pPr>
-        <w:spacing w:lineRule="auto" w:line="360" w:after="0"/>
-        <w:ind w:firstLine="709"/>
-        <w:jc w:val="both"/>
-      </w:pPr>
-      <w:r>
-        <w:rPr>
-          <w:rFonts w:ascii="Times New Roman" w:hAnsi="Times New Roman" w:eastAsia="Times New Roman"/>
-          <w:b w:val="0"/>
-          <w:sz w:val="28"/>
-        </w:rPr>
-        <w:t>Российская экономика характеризуется сочетанием рыночных институтов с сильной ролью государства. Это требует особого внимания к вопросам бюджетной устойчивости, инфляции и социальной защиты населения.</w:t>
-      </w:r>
-    </w:p>
-    <w:p>
-      <w:pPr>
-        <w:spacing w:lineRule="auto" w:line="360" w:after="0"/>
-        <w:ind w:firstLine="709"/>
-        <w:jc w:val="both"/>
-      </w:pPr>
-      <w:r>
-        <w:rPr>
-          <w:rFonts w:ascii="Times New Roman" w:hAnsi="Times New Roman" w:eastAsia="Times New Roman"/>
-          <w:b w:val="0"/>
-          <w:sz w:val="28"/>
-        </w:rPr>
-        <w:t>Практическое применение экономического анализа находит отражение в деятельности предприятий, банков, государственных органов и международных организаций. Без понимания базовых закономерностей невозможно принимать обоснованные управленческие решения.</w:t>
-      </w:r>
-    </w:p>
-    <w:p>
-      <w:pPr>
-        <w:spacing w:lineRule="auto" w:line="360" w:after="0"/>
-        <w:ind w:firstLine="709"/>
-        <w:jc w:val="both"/>
-      </w:pPr>
-      <w:r>
-        <w:rPr>
-          <w:rFonts w:ascii="Times New Roman" w:hAnsi="Times New Roman" w:eastAsia="Times New Roman"/>
-          <w:b w:val="0"/>
-          <w:sz w:val="28"/>
-        </w:rPr>
-        <w:t>Анализ рассматриваемых экономических категорий позволяет глубже понять логику рыночного механизма. Теоретические модели, несмотря на упрощения, дают ценные ориентиры для интерпретации реальных данных и оценки экономической политики.</w:t>
-      </w:r>
-    </w:p>
-    <w:p>
-      <w:pPr>
-        <w:spacing w:lineRule="auto" w:line="360" w:after="120"/>
-        <w:ind w:firstLine="0"/>
-        <w:jc w:val="both"/>
-      </w:pPr>
-      <w:r>
-        <w:rPr>
-          <w:rFonts w:ascii="Times New Roman" w:hAnsi="Times New Roman" w:eastAsia="Times New Roman"/>
-          <w:b/>
-          <w:sz w:val="28"/>
-        </w:rPr>
-        <w:t>3. Практическое применение эластичности</w:t>
-      </w:r>
-    </w:p>
-    <w:p>
-      <w:pPr>
-        <w:spacing w:lineRule="auto" w:line="360" w:after="0"/>
-        <w:ind w:firstLine="709"/>
-        <w:jc w:val="both"/>
-      </w:pPr>
-      <w:r>
-        <w:rPr>
-          <w:rFonts w:ascii="Times New Roman" w:hAnsi="Times New Roman" w:eastAsia="Times New Roman"/>
-          <w:b w:val="0"/>
-          <w:sz w:val="28"/>
-        </w:rPr>
-        <w:t>Предприятия используют данные об эластичности для планирования скидок, акций и ценовой дискриминации. Государство — для оценки эффективности акцизов и налогов на потребление.</w:t>
-      </w:r>
-    </w:p>
-    <w:p>
-      <w:pPr>
-        <w:spacing w:lineRule="auto" w:line="360" w:after="0"/>
-        <w:ind w:firstLine="709"/>
-        <w:jc w:val="both"/>
-      </w:pPr>
-      <w:r>
-        <w:rPr>
-          <w:rFonts w:ascii="Times New Roman" w:hAnsi="Times New Roman" w:eastAsia="Times New Roman"/>
-          <w:b w:val="0"/>
-          <w:sz w:val="28"/>
-        </w:rPr>
-        <w:t>Эластичность зависит от наличия заменителей, доли товара в бюджете потребителя, временного горизонта и характера товара (предмет необходимости или роскоши).</w:t>
-      </w:r>
-    </w:p>
-    <w:p>
-      <w:pPr>
-        <w:spacing w:lineRule="auto" w:line="360" w:after="0"/>
-        <w:ind w:firstLine="709"/>
-        <w:jc w:val="both"/>
-      </w:pPr>
-      <w:r>
-        <w:rPr>
-          <w:rFonts w:ascii="Times New Roman" w:hAnsi="Times New Roman" w:eastAsia="Times New Roman"/>
-          <w:b w:val="0"/>
-          <w:sz w:val="28"/>
-        </w:rPr>
-        <w:t>В долгосрочном периоде спрос обычно более эластичен, поскольку потребители успевают найти альтернативы и изменить потребительские привычки.</w:t>
-      </w:r>
-    </w:p>
-    <w:p>
-      <w:pPr>
-        <w:spacing w:lineRule="auto" w:line="360" w:after="0"/>
-        <w:ind w:firstLine="709"/>
-        <w:jc w:val="both"/>
-      </w:pPr>
-      <w:r>
-        <w:rPr>
-          <w:rFonts w:ascii="Times New Roman" w:hAnsi="Times New Roman" w:eastAsia="Times New Roman"/>
-          <w:b w:val="0"/>
-          <w:sz w:val="28"/>
-        </w:rPr>
-        <w:t>Практическое применение экономического анализа находит отражение в деятельности предприятий, банков, государственных органов и международных организаций. Без понимания базовых закономерностей невозможно принимать обоснованные управленческие решения.</w:t>
-      </w:r>
-    </w:p>
-    <w:p>
-      <w:pPr>
-        <w:spacing w:lineRule="auto" w:line="360" w:after="0"/>
-        <w:ind w:firstLine="709"/>
-        <w:jc w:val="both"/>
-      </w:pPr>
-      <w:r>
-        <w:rPr>
-          <w:rFonts w:ascii="Times New Roman" w:hAnsi="Times New Roman" w:eastAsia="Times New Roman"/>
-          <w:b w:val="0"/>
-          <w:sz w:val="28"/>
-        </w:rPr>
-        <w:t>Анализ рассматриваемых экономических категорий позволяет глубже понять логику рыночного механизма. Теоретические модели, несмотря на упрощения, дают ценные ориентиры для интерпретации реальных данных и оценки экономической политики.</w:t>
-      </w:r>
-    </w:p>
-    <w:p>
-      <w:pPr>
-        <w:spacing w:lineRule="auto" w:line="360" w:after="0"/>
-        <w:ind w:firstLine="709"/>
-        <w:jc w:val="both"/>
-      </w:pPr>
-      <w:r>
-        <w:rPr>
-          <w:rFonts w:ascii="Times New Roman" w:hAnsi="Times New Roman" w:eastAsia="Times New Roman"/>
-          <w:b w:val="0"/>
-          <w:sz w:val="28"/>
-        </w:rPr>
-        <w:t>В условиях глобализации и цифровизации экономики традиционные представления о спросе, предложении и равновесии дополняются новыми факторами: электронной коммерцией, платформенными рынками, алгоритмическим ценообразованием.</w:t>
-      </w:r>
-    </w:p>
-    <w:p>
-      <w:pPr>
-        <w:spacing w:lineRule="auto" w:line="360" w:after="0"/>
-        <w:ind w:firstLine="709"/>
-        <w:jc w:val="both"/>
-      </w:pPr>
-      <w:r>
-        <w:rPr>
-          <w:rFonts w:ascii="Times New Roman" w:hAnsi="Times New Roman" w:eastAsia="Times New Roman"/>
-          <w:b w:val="0"/>
-          <w:sz w:val="28"/>
-        </w:rPr>
-        <w:t>Российская экономика характеризуется сочетанием рыночных институтов с сильной ролью государства. Это требует особого внимания к вопросам бюджетной устойчивости, инфляции и социальной защиты населения.</w:t>
-      </w:r>
-    </w:p>
-    <w:p>
-      <w:pPr>
-        <w:spacing w:lineRule="auto" w:line="360" w:after="0"/>
-        <w:ind w:firstLine="709"/>
-        <w:jc w:val="both"/>
-      </w:pPr>
-      <w:r>
-        <w:rPr>
-          <w:rFonts w:ascii="Times New Roman" w:hAnsi="Times New Roman" w:eastAsia="Times New Roman"/>
-          <w:b w:val="0"/>
-          <w:sz w:val="28"/>
-        </w:rPr>
-        <w:t>Практическое применение экономического анализа находит отражение в деятельности предприятий, банков, государственных органов и международных организаций. Без понимания базовых закономерностей невозможно принимать обоснованные управленческие решения.</w:t>
-      </w:r>
-    </w:p>
-    <w:p>
-      <w:pPr>
-        <w:spacing w:lineRule="auto" w:line="360" w:after="0"/>
-        <w:ind w:firstLine="709"/>
-        <w:jc w:val="both"/>
-      </w:pPr>
-      <w:r>
-        <w:rPr>
-          <w:rFonts w:ascii="Times New Roman" w:hAnsi="Times New Roman" w:eastAsia="Times New Roman"/>
-          <w:b w:val="0"/>
-          <w:sz w:val="28"/>
-        </w:rPr>
-        <w:t>Анализ рассматриваемых экономических категорий позволяет глубже понять логику рыночного механизма. Теоретические модели, несмотря на упрощения, дают ценные ориентиры для интерпретации реальных данных и оценки экономической политики.</w:t>
-      </w:r>
-    </w:p>
-    <w:p>
-      <w:pPr>
-        <w:spacing w:lineRule="auto" w:line="360" w:after="0"/>
-        <w:ind w:firstLine="709"/>
-        <w:jc w:val="both"/>
-      </w:pPr>
-      <w:r>
-        <w:rPr>
-          <w:rFonts w:ascii="Times New Roman" w:hAnsi="Times New Roman" w:eastAsia="Times New Roman"/>
-          <w:b w:val="0"/>
-          <w:sz w:val="28"/>
-        </w:rPr>
-        <w:t>В условиях глобализации и цифровизации экономики традиционные представления о спросе, предложении и равновесии дополняются новыми факторами: электронной коммерцией, платформенными рынками, алгоритмическим ценообразованием.</w:t>
-      </w:r>
-    </w:p>
-    <w:p>
-      <w:pPr>
-        <w:spacing w:lineRule="auto" w:line="360" w:after="0"/>
-        <w:ind w:firstLine="709"/>
-        <w:jc w:val="both"/>
-      </w:pPr>
-      <w:r>
-        <w:rPr>
-          <w:rFonts w:ascii="Times New Roman" w:hAnsi="Times New Roman" w:eastAsia="Times New Roman"/>
-          <w:b w:val="0"/>
-          <w:sz w:val="28"/>
-        </w:rPr>
-        <w:t>Российская экономика характеризуется сочетанием рыночных институтов с сильной ролью государства. Это требует особого внимания к вопросам бюджетной устойчивости, инфляции и социальной защиты населения.</w:t>
-      </w:r>
-    </w:p>
-    <w:p>
-      <w:pPr>
-        <w:spacing w:lineRule="auto" w:line="360" w:after="0"/>
-        <w:ind w:firstLine="709"/>
-        <w:jc w:val="both"/>
-      </w:pPr>
-      <w:r>
-        <w:rPr>
-          <w:rFonts w:ascii="Times New Roman" w:hAnsi="Times New Roman" w:eastAsia="Times New Roman"/>
-          <w:b w:val="0"/>
-          <w:sz w:val="28"/>
-        </w:rPr>
-        <w:t>Практическое применение экономического анализа находит отражение в деятельности предприятий, банков, государственных органов и международных организаций. Без понимания базовых закономерностей невозможно принимать обоснованные управленческие решения.</w:t>
-      </w:r>
-    </w:p>
-    <w:p>
-      <w:pPr>
-        <w:spacing w:lineRule="auto" w:line="360" w:after="0"/>
-        <w:ind w:firstLine="709"/>
-        <w:jc w:val="both"/>
-      </w:pPr>
-      <w:r>
-        <w:rPr>
-          <w:rFonts w:ascii="Times New Roman" w:hAnsi="Times New Roman" w:eastAsia="Times New Roman"/>
-          <w:b w:val="0"/>
-          <w:sz w:val="28"/>
-        </w:rPr>
-        <w:t>Анализ рассматриваемых экономических категорий позволяет глубже понять логику рыночного механизма. Теоретические модели, несмотря на упрощения, дают ценные ориентиры для интерпретации реальных данных и оценки экономической политики.</w:t>
-      </w:r>
-    </w:p>
-    <w:p>
-      <w:pPr>
-        <w:spacing w:lineRule="auto" w:line="360" w:after="0"/>
-        <w:ind w:firstLine="709"/>
-        <w:jc w:val="both"/>
-      </w:pPr>
-      <w:r>
-        <w:rPr>
-          <w:rFonts w:ascii="Times New Roman" w:hAnsi="Times New Roman" w:eastAsia="Times New Roman"/>
-          <w:b w:val="0"/>
-          <w:sz w:val="28"/>
-        </w:rPr>
-        <w:t>В условиях глобализации и цифровизации экономики традиционные представления о спросе, предложении и равновесии дополняются новыми факторами: электронной коммерцией, платформенными рынками, алгоритмическим ценообразованием.</w:t>
-      </w:r>
-    </w:p>
-    <w:p>
-      <w:pPr>
-        <w:spacing w:lineRule="auto" w:line="360" w:after="0"/>
-        <w:ind w:firstLine="709"/>
-        <w:jc w:val="both"/>
-      </w:pPr>
-      <w:r>
-        <w:rPr>
-          <w:rFonts w:ascii="Times New Roman" w:hAnsi="Times New Roman" w:eastAsia="Times New Roman"/>
-          <w:b w:val="0"/>
-          <w:sz w:val="28"/>
-        </w:rPr>
-        <w:t>Российская экономика характеризуется сочетанием рыночных институтов с сильной ролью государства. Это требует особого внимания к вопросам бюджетной устойчивости, инфляции и социальной защиты населения.</w:t>
-      </w:r>
-    </w:p>
-    <w:p>
-      <w:pPr>
-        <w:spacing w:lineRule="auto" w:line="360" w:after="0"/>
-        <w:ind w:firstLine="709"/>
-        <w:jc w:val="both"/>
-      </w:pPr>
-      <w:r>
-        <w:rPr>
-          <w:rFonts w:ascii="Times New Roman" w:hAnsi="Times New Roman" w:eastAsia="Times New Roman"/>
-          <w:b w:val="0"/>
-          <w:sz w:val="28"/>
-        </w:rPr>
-        <w:t>Практическое применение экономического анализа находит отражение в деятельности предприятий, банков, государственных органов и международных организаций. Без понимания базовых закономерностей невозможно принимать обоснованные управленческие решения.</w:t>
-      </w:r>
-    </w:p>
-    <w:p>
-      <w:pPr>
-        <w:spacing w:lineRule="auto" w:line="360" w:after="0"/>
-        <w:ind w:firstLine="709"/>
-        <w:jc w:val="both"/>
-      </w:pPr>
-      <w:r>
-        <w:rPr>
-          <w:rFonts w:ascii="Times New Roman" w:hAnsi="Times New Roman" w:eastAsia="Times New Roman"/>
-          <w:b w:val="0"/>
-          <w:sz w:val="28"/>
-        </w:rPr>
-        <w:t>Анализ рассматриваемых экономических категорий позволяет глубже понять логику рыночного механизма. Теоретические модели, несмотря на упрощения, дают ценные ориентиры для интерпретации реальных данных и оценки экономической политики.</w:t>
-      </w:r>
-    </w:p>
-    <w:p>
-      <w:pPr>
-        <w:spacing w:lineRule="auto" w:line="360" w:after="0"/>
-        <w:ind w:firstLine="709"/>
-        <w:jc w:val="both"/>
-      </w:pPr>
-      <w:r>
-        <w:rPr>
-          <w:rFonts w:ascii="Times New Roman" w:hAnsi="Times New Roman" w:eastAsia="Times New Roman"/>
-          <w:b w:val="0"/>
-          <w:sz w:val="28"/>
-        </w:rPr>
-        <w:t>В условиях глобализации и цифровизации экономики традиционные представления о спросе, предложении и равновесии дополняются новыми факторами: электронной коммерцией, платформенными рынками, алгоритмическим ценообразованием.</w:t>
-      </w:r>
-    </w:p>
-    <w:p>
-      <w:pPr>
-        <w:spacing w:lineRule="auto" w:line="360" w:after="120"/>
-        <w:ind w:firstLine="0"/>
-        <w:jc w:val="both"/>
-      </w:pPr>
-      <w:r>
-        <w:rPr>
-          <w:rFonts w:ascii="Times New Roman" w:hAnsi="Times New Roman" w:eastAsia="Times New Roman"/>
-          <w:b/>
-          <w:sz w:val="28"/>
-        </w:rPr>
-        <w:t>Заключение</w:t>
-      </w:r>
-    </w:p>
-    <w:p>
-      <w:pPr>
-        <w:spacing w:lineRule="auto" w:line="360" w:after="0"/>
-        <w:ind w:firstLine="709"/>
-        <w:jc w:val="both"/>
-      </w:pPr>
-      <w:r>
-        <w:rPr>
-          <w:rFonts w:ascii="Times New Roman" w:hAnsi="Times New Roman" w:eastAsia="Times New Roman"/>
-          <w:b w:val="0"/>
-          <w:sz w:val="28"/>
-        </w:rPr>
-        <w:t>Таким образом, рассмотренная тема занимает важное место в системе экономической теории и имеет непосредственное практическое значение. Полученные теоретические выводы подтверждаются решением прикладных задач и позволяют более точно оценивать рыночные процессы.</w:t>
-      </w:r>
-    </w:p>
-    <w:p>
-      <w:pPr>
-        <w:spacing w:lineRule="auto" w:line="360" w:after="0"/>
-        <w:ind w:firstLine="709"/>
-        <w:jc w:val="both"/>
-      </w:pPr>
-      <w:r>
-        <w:rPr>
-          <w:rFonts w:ascii="Times New Roman" w:hAnsi="Times New Roman" w:eastAsia="Times New Roman"/>
-          <w:b w:val="0"/>
-          <w:sz w:val="28"/>
-        </w:rPr>
-        <w:t>Знание основ микро- и макроэкономического анализа необходимо не только специалистам-экономистам, но и всем участникам рыночных отношений. Оно способствует принятию обоснованных решений, пониманию последствий изменения цен, доходов, налогов и государственных расходов.</w:t>
-      </w:r>
-    </w:p>
-    <w:p>
-      <w:pPr>
-        <w:spacing w:lineRule="auto" w:line="360" w:after="0"/>
-        <w:ind w:firstLine="709"/>
-        <w:jc w:val="both"/>
-      </w:pPr>
-      <w:r>
-        <w:rPr>
-          <w:rFonts w:ascii="Times New Roman" w:hAnsi="Times New Roman" w:eastAsia="Times New Roman"/>
-          <w:b w:val="0"/>
-          <w:sz w:val="28"/>
-        </w:rPr>
-        <w:t>Дальнейшее изучение темы предполагает углублённый анализ эмпирических данных, сопоставление теоретических моделей с реальной экономической политикой и учёт институциональных особенностей российской экономики.</w:t>
-      </w:r>
-    </w:p>
-    <w:p>
-      <w:pPr>
-        <w:spacing w:lineRule="auto" w:line="360" w:after="0"/>
-        <w:ind w:firstLine="709"/>
-        <w:jc w:val="both"/>
-      </w:pPr>
-      <w:r>
-        <w:rPr>
-          <w:rFonts w:ascii="Times New Roman" w:hAnsi="Times New Roman" w:eastAsia="Times New Roman"/>
-          <w:b w:val="0"/>
-          <w:sz w:val="28"/>
-        </w:rPr>
-        <w:t>Анализ рассматриваемых экономических категорий позволяет глубже понять логику рыночного механизма. Теоретические модели, несмотря на упрощения, дают ценные ориентиры для интерпретации реальных данных и оценки экономической политики.</w:t>
-      </w:r>
-    </w:p>
-    <w:p>
-      <w:pPr>
-        <w:spacing w:lineRule="auto" w:line="360" w:after="0"/>
-        <w:ind w:firstLine="709"/>
-        <w:jc w:val="both"/>
-      </w:pPr>
-      <w:r>
-        <w:rPr>
-          <w:rFonts w:ascii="Times New Roman" w:hAnsi="Times New Roman" w:eastAsia="Times New Roman"/>
-          <w:b w:val="0"/>
-          <w:sz w:val="28"/>
-        </w:rPr>
-        <w:t>В условиях глобализации и цифровизации экономики традиционные представления о спросе, предложении и равновесии дополняются новыми факторами: электронной коммерцией, платформенными рынками, алгоритмическим ценообразованием.</w:t>
-      </w:r>
-    </w:p>
-    <w:p>
-      <w:pPr>
-        <w:spacing w:lineRule="auto" w:line="360" w:after="0"/>
-        <w:ind w:firstLine="709"/>
-        <w:jc w:val="both"/>
-      </w:pPr>
-      <w:r>
-        <w:rPr>
-          <w:rFonts w:ascii="Times New Roman" w:hAnsi="Times New Roman" w:eastAsia="Times New Roman"/>
-          <w:b w:val="0"/>
-          <w:sz w:val="28"/>
-        </w:rPr>
-        <w:t>Российская экономика характеризуется сочетанием рыночных институтов с сильной ролью государства. Это требует особого внимания к вопросам бюджетной устойчивости, инфляции и социальной защиты населения.</w:t>
-      </w:r>
-    </w:p>
-    <w:p>
-      <w:pPr>
-        <w:spacing w:lineRule="auto" w:line="360" w:after="0"/>
-        <w:ind w:firstLine="709"/>
-        <w:jc w:val="both"/>
-      </w:pPr>
-      <w:r>
-        <w:rPr>
-          <w:rFonts w:ascii="Times New Roman" w:hAnsi="Times New Roman" w:eastAsia="Times New Roman"/>
-          <w:b w:val="0"/>
-          <w:sz w:val="28"/>
-        </w:rPr>
-        <w:t>Практическое применение экономического анализа находит отражение в деятельности предприятий, банков, государственных органов и международных организаций. Без понимания базовых закономерностей невозможно принимать обоснованные управленческие решения.</w:t>
-      </w:r>
-    </w:p>
-    <w:p>
-      <w:pPr>
-        <w:spacing w:lineRule="auto" w:line="360" w:after="0"/>
-        <w:ind w:firstLine="709"/>
-        <w:jc w:val="both"/>
-      </w:pPr>
-      <w:r>
-        <w:rPr>
-          <w:rFonts w:ascii="Times New Roman" w:hAnsi="Times New Roman" w:eastAsia="Times New Roman"/>
-          <w:b w:val="0"/>
-          <w:sz w:val="28"/>
-        </w:rPr>
-        <w:t>Анализ рассматриваемых экономических категорий позволяет глубже понять логику рыночного механизма. Теоретические модели, несмотря на упрощения, дают ценные ориентиры для интерпретации реальных данных и оценки экономической политики.</w:t>
-      </w:r>
-    </w:p>
-    <w:p>
-      <w:pPr>
-        <w:spacing w:lineRule="auto" w:line="360" w:after="0"/>
-        <w:ind w:firstLine="709"/>
-        <w:jc w:val="both"/>
-      </w:pPr>
-      <w:r>
-        <w:rPr>
-          <w:rFonts w:ascii="Times New Roman" w:hAnsi="Times New Roman" w:eastAsia="Times New Roman"/>
-          <w:b w:val="0"/>
-          <w:sz w:val="28"/>
-        </w:rPr>
-        <w:t>В условиях глобализации и цифровизации экономики традиционные представления о спросе, предложении и равновесии дополняются новыми факторами: электронной коммерцией, платформенными рынками, алгоритмическим ценообразованием.</w:t>
-      </w:r>
-    </w:p>
-    <w:p>
-      <w:pPr>
-        <w:spacing w:lineRule="auto" w:line="360" w:after="0"/>
-        <w:ind w:firstLine="709"/>
-        <w:jc w:val="both"/>
-      </w:pPr>
-      <w:r>
-        <w:rPr>
-          <w:rFonts w:ascii="Times New Roman" w:hAnsi="Times New Roman" w:eastAsia="Times New Roman"/>
-          <w:b w:val="0"/>
-          <w:sz w:val="28"/>
-        </w:rPr>
-        <w:t>Российская экономика характеризуется сочетанием рыночных институтов с сильной ролью государства. Это требует особого внимания к вопросам бюджетной устойчивости, инфляции и социальной защиты населения.</w:t>
-      </w:r>
-    </w:p>
-    <w:p>
-      <w:pPr>
-        <w:spacing w:lineRule="auto" w:line="360" w:after="0"/>
-        <w:ind w:firstLine="709"/>
-        <w:jc w:val="both"/>
-      </w:pPr>
-      <w:r>
-        <w:rPr>
-          <w:rFonts w:ascii="Times New Roman" w:hAnsi="Times New Roman" w:eastAsia="Times New Roman"/>
-          <w:b w:val="0"/>
-          <w:sz w:val="28"/>
-        </w:rPr>
-        <w:t>Практическое применение экономического анализа находит отражение в деятельности предприятий, банков, государственных органов и международных организаций. Без понимания базовых закономерностей невозможно принимать обоснованные управленческие решения.</w:t>
-      </w:r>
-    </w:p>
-    <w:p>
-      <w:pPr>
-        <w:spacing w:lineRule="auto" w:line="360" w:after="0"/>
-        <w:ind w:firstLine="709"/>
-        <w:jc w:val="both"/>
-      </w:pPr>
-      <w:r>
-        <w:rPr>
-          <w:rFonts w:ascii="Times New Roman" w:hAnsi="Times New Roman" w:eastAsia="Times New Roman"/>
-          <w:b w:val="0"/>
-          <w:sz w:val="28"/>
-        </w:rPr>
-        <w:t>Анализ рассматриваемых экономических категорий позволяет глубже понять логику рыночного механизма. Теоретические модели, несмотря на упрощения, дают ценные ориентиры для интерпретации реальных данных и оценки экономической политики.</w:t>
-      </w:r>
-    </w:p>
-    <w:p>
-      <w:pPr>
-        <w:spacing w:lineRule="auto" w:line="360" w:after="0"/>
-        <w:ind w:firstLine="709"/>
-        <w:jc w:val="both"/>
-      </w:pPr>
-      <w:r>
-        <w:rPr>
-          <w:rFonts w:ascii="Times New Roman" w:hAnsi="Times New Roman" w:eastAsia="Times New Roman"/>
-          <w:b w:val="0"/>
-          <w:sz w:val="28"/>
-        </w:rPr>
-        <w:t>В условиях глобализации и цифровизации экономики традиционные представления о спросе, предложении и равновесии дополняются новыми факторами: электронной коммерцией, платформенными рынками, алгоритмическим ценообразованием.</w:t>
-      </w:r>
-    </w:p>
-    <w:p>
-      <w:pPr>
-        <w:spacing w:lineRule="auto" w:line="360" w:after="0"/>
-        <w:ind w:firstLine="709"/>
-        <w:jc w:val="both"/>
-      </w:pPr>
-      <w:r>
-        <w:rPr>
-          <w:rFonts w:ascii="Times New Roman" w:hAnsi="Times New Roman" w:eastAsia="Times New Roman"/>
-          <w:b w:val="0"/>
-          <w:sz w:val="28"/>
-        </w:rPr>
-        <w:t>Российская экономика характеризуется сочетанием рыночных институтов с сильной ролью государства. Это требует особого внимания к вопросам бюджетной устойчивости, инфляции и социальной защиты населения.</w:t>
-      </w:r>
-    </w:p>
-    <w:p>
-      <w:pPr>
-        <w:spacing w:lineRule="auto" w:line="360" w:after="0"/>
-        <w:ind w:firstLine="709"/>
-        <w:jc w:val="both"/>
-      </w:pPr>
-      <w:r>
-        <w:rPr>
-          <w:rFonts w:ascii="Times New Roman" w:hAnsi="Times New Roman" w:eastAsia="Times New Roman"/>
-          <w:b w:val="0"/>
-          <w:sz w:val="28"/>
-        </w:rPr>
-        <w:t>Практическое применение экономического анализа находит отражение в деятельности предприятий, банков, государственных органов и международных организаций. Без понимания базовых закономерностей невозможно принимать обоснованные управленческие решения.</w:t>
-      </w:r>
-    </w:p>
-    <w:p>
-      <w:pPr>
-        <w:spacing w:lineRule="auto" w:line="360" w:after="0"/>
-        <w:ind w:firstLine="709"/>
-        <w:jc w:val="both"/>
-      </w:pPr>
-      <w:r>
-        <w:rPr>
-          <w:rFonts w:ascii="Times New Roman" w:hAnsi="Times New Roman" w:eastAsia="Times New Roman"/>
-          <w:b w:val="0"/>
-          <w:sz w:val="28"/>
-        </w:rPr>
-        <w:t>Анализ рассматриваемых экономических категорий позволяет глубже понять логику рыночного механизма. Теоретические модели, несмотря на упрощения, дают ценные ориентиры для интерпретации реальных данных и оценки экономической политики.</w:t>
-      </w:r>
-    </w:p>
-    <w:p>
-      <w:pPr>
-        <w:spacing w:lineRule="auto" w:line="360" w:after="0"/>
-        <w:ind w:firstLine="709"/>
-        <w:jc w:val="both"/>
-      </w:pPr>
-      <w:r>
-        <w:rPr>
-          <w:rFonts w:ascii="Times New Roman" w:hAnsi="Times New Roman" w:eastAsia="Times New Roman"/>
-          <w:b w:val="0"/>
-          <w:sz w:val="28"/>
-        </w:rPr>
-        <w:t>В условиях глобализации и цифровизации экономики традиционные представления о спросе, предложении и равновесии дополняются новыми факторами: электронной коммерцией, платформенными рынками, алгоритмическим ценообразованием.</w:t>
-      </w:r>
-    </w:p>
-    <w:p>
-      <w:pPr>
-        <w:spacing w:lineRule="auto" w:line="360" w:after="0"/>
-        <w:ind w:firstLine="709"/>
-        <w:jc w:val="both"/>
-      </w:pPr>
-      <w:r>
-        <w:rPr>
-          <w:rFonts w:ascii="Times New Roman" w:hAnsi="Times New Roman" w:eastAsia="Times New Roman"/>
-          <w:b w:val="0"/>
-          <w:sz w:val="28"/>
-        </w:rPr>
-        <w:t>Российская экономика характеризуется сочетанием рыночных институтов с сильной ролью государства. Это требует особого внимания к вопросам бюджетной устойчивости, инфляции и социальной защиты населения.</w:t>
-      </w:r>
-    </w:p>
-    <w:p>
-      <w:pPr>
-        <w:spacing w:lineRule="auto" w:line="360" w:after="120"/>
-        <w:ind w:firstLine="0"/>
-        <w:jc w:val="both"/>
-      </w:pPr>
-      <w:r>
-        <w:rPr>
-          <w:rFonts w:ascii="Times New Roman" w:hAnsi="Times New Roman" w:eastAsia="Times New Roman"/>
-          <w:b/>
-          <w:sz w:val="28"/>
-        </w:rPr>
-        <w:t>Список литературы</w:t>
-      </w:r>
-    </w:p>
-    <w:p>
-      <w:pPr>
-        <w:spacing w:lineRule="auto" w:line="360" w:after="0"/>
-        <w:ind w:firstLine="709"/>
-        <w:jc w:val="both"/>
-      </w:pPr>
-      <w:r>
-        <w:rPr>
-          <w:rFonts w:ascii="Times New Roman" w:hAnsi="Times New Roman" w:eastAsia="Times New Roman"/>
-          <w:b w:val="0"/>
-          <w:sz w:val="28"/>
-        </w:rPr>
-        <w:t>1. Налоговая политика и налогообложение в Российской Федерации: учебник / под ред. Н.И. Безруковой. — М.: Юрайт, 2023.</w:t>
-      </w:r>
-    </w:p>
-    <w:p>
-      <w:pPr>
-        <w:spacing w:lineRule="auto" w:line="360" w:after="0"/>
-        <w:ind w:firstLine="709"/>
-        <w:jc w:val="both"/>
-      </w:pPr>
-      <w:r>
-        <w:rPr>
-          <w:rFonts w:ascii="Times New Roman" w:hAnsi="Times New Roman" w:eastAsia="Times New Roman"/>
-          <w:b w:val="0"/>
-          <w:sz w:val="28"/>
-        </w:rPr>
-        <w:t>2. Микроэкономика: учебник / под ред. Г.О. Громова. — М.: Юрайт, 2024.</w:t>
-      </w:r>
-    </w:p>
-    <w:p>
-      <w:pPr>
-        <w:spacing w:lineRule="auto" w:line="360" w:after="0"/>
-        <w:ind w:firstLine="709"/>
-        <w:jc w:val="both"/>
-      </w:pPr>
-      <w:r>
-        <w:rPr>
-          <w:rFonts w:ascii="Times New Roman" w:hAnsi="Times New Roman" w:eastAsia="Times New Roman"/>
-          <w:b w:val="0"/>
-          <w:sz w:val="28"/>
-        </w:rPr>
-        <w:t>3. Макроэкономика: учебник / под ред. В.Е. Макарова. — М.: ИНФРА-М, 2023.</w:t>
-      </w:r>
-    </w:p>
-    <w:p>
-      <w:pPr>
-        <w:spacing w:lineRule="auto" w:line="360" w:after="0"/>
-        <w:ind w:firstLine="709"/>
-        <w:jc w:val="both"/>
-      </w:pPr>
-      <w:r>
-        <w:rPr>
-          <w:rFonts w:ascii="Times New Roman" w:hAnsi="Times New Roman" w:eastAsia="Times New Roman"/>
-          <w:b w:val="0"/>
-          <w:sz w:val="28"/>
-        </w:rPr>
-        <w:t>4. Экономическая теория: учебник / под ред. А.С. Булатова. — М.: Юрайт, 2024.</w:t>
-      </w:r>
-    </w:p>
-    <w:p>
-      <w:pPr>
-        <w:spacing w:lineRule="auto" w:line="360" w:after="0"/>
-        <w:ind w:firstLine="709"/>
-        <w:jc w:val="both"/>
-      </w:pPr>
-      <w:r>
-        <w:rPr>
-          <w:rFonts w:ascii="Times New Roman" w:hAnsi="Times New Roman" w:eastAsia="Times New Roman"/>
-          <w:b w:val="0"/>
-          <w:sz w:val="28"/>
-        </w:rPr>
-        <w:t>5. Рынок и рыночная экономика: учебное пособие / под ред. О.В. Григорьевой. — СПб.: СЗИУ РАНХиГС, 2022.</w:t>
+        <w:t>Ответ: спрос эластичен (|Ed| = 1,5 &gt; 1). При снижении цены выручка растёт, при повышении — падает.</w:t>
       </w:r>
     </w:p>
     <w:sectPr>
